--- a/Programacion 2/5-UML Basico/Practica/UML-Pichulman.docx
+++ b/Programacion 2/5-UML Basico/Practica/UML-Pichulman.docx
@@ -42,6 +42,57 @@
           <w:u w:val="single"/>
         </w:rPr>
         <w:t>Trabajo Práctico 5: Relaciones UML 1 a</w:t>
+      </w:r>
+    </w:p>
+    <w:p>
+      <w:pPr>
+        <w:rPr>
+          <w:sz w:val="24"/>
+          <w:szCs w:val="24"/>
+        </w:rPr>
+      </w:pPr>
+      <w:r>
+        <w:rPr>
+          <w:sz w:val="24"/>
+          <w:szCs w:val="24"/>
+        </w:rPr>
+        <w:t>Los códigos se encuentran en el repositorio GitHub</w:t>
+      </w:r>
+      <w:r>
+        <w:rPr>
+          <w:sz w:val="24"/>
+          <w:szCs w:val="24"/>
+        </w:rPr>
+        <w:t>.</w:t>
+      </w:r>
+    </w:p>
+    <w:p>
+      <w:pPr>
+        <w:rPr>
+          <w:sz w:val="24"/>
+          <w:szCs w:val="24"/>
+        </w:rPr>
+      </w:pPr>
+      <w:r>
+        <w:rPr>
+          <w:sz w:val="24"/>
+          <w:szCs w:val="24"/>
+        </w:rPr>
+        <w:t>Link a repositorio GitHub:</w:t>
+      </w:r>
+      <w:r>
+        <w:rPr>
+          <w:sz w:val="24"/>
+          <w:szCs w:val="24"/>
+        </w:rPr>
+        <w:t xml:space="preserve">  </w:t>
+      </w:r>
+      <w:r>
+        <w:rPr>
+          <w:sz w:val="24"/>
+          <w:szCs w:val="24"/>
+        </w:rPr>
+        <w:t>https://github.com/MiguelPichulman/Segundo-Cuatrimestre/tree/master/Programacion%202/5-UML%20Basico/Practica/UML/src</w:t>
       </w:r>
     </w:p>
     <w:p>
@@ -251,7 +302,6 @@
           <w:sz w:val="26"/>
           <w:szCs w:val="26"/>
         </w:rPr>
-        <w:lastRenderedPageBreak/>
         <w:t xml:space="preserve">Ejercicio </w:t>
       </w:r>
       <w:r>
@@ -446,7 +496,6 @@
           <w:sz w:val="26"/>
           <w:szCs w:val="26"/>
         </w:rPr>
-        <w:lastRenderedPageBreak/>
         <w:t xml:space="preserve">Ejercicio </w:t>
       </w:r>
       <w:r>
@@ -689,7 +738,6 @@
           <w:sz w:val="26"/>
           <w:szCs w:val="26"/>
         </w:rPr>
-        <w:lastRenderedPageBreak/>
         <w:t xml:space="preserve">Ejercicio </w:t>
       </w:r>
       <w:r>
@@ -896,7 +944,6 @@
           <w:sz w:val="26"/>
           <w:szCs w:val="26"/>
         </w:rPr>
-        <w:lastRenderedPageBreak/>
         <w:t xml:space="preserve">Ejercicio </w:t>
       </w:r>
       <w:r>
@@ -1103,7 +1150,6 @@
           <w:sz w:val="26"/>
           <w:szCs w:val="26"/>
         </w:rPr>
-        <w:lastRenderedPageBreak/>
         <w:t xml:space="preserve">Ejercicio </w:t>
       </w:r>
       <w:r>
@@ -3253,6 +3299,7 @@
   <w:style w:type="character" w:default="1" w:styleId="Fuentedeprrafopredeter">
     <w:name w:val="Default Paragraph Font"/>
     <w:uiPriority w:val="1"/>
+    <w:semiHidden/>
     <w:unhideWhenUsed/>
   </w:style>
   <w:style w:type="table" w:default="1" w:styleId="Tablanormal">
